--- a/requirements_document/催收七维AI智能赋能生态系统技术方案.docx
+++ b/requirements_document/催收七维AI智能赋能生态系统技术方案.docx
@@ -2,6 +2,68 @@
 <file path=word/document.xml><?xml version="1.0" encoding="utf-8"?>
 <w:document xmlns:wpc="http://schemas.microsoft.com/office/word/2010/wordprocessingCanvas" xmlns:mc="http://schemas.openxmlformats.org/markup-compatibility/2006" xmlns:o="urn:schemas-microsoft-com:office:office" xmlns:r="http://schemas.openxmlformats.org/officeDocument/2006/relationships" xmlns:m="http://schemas.openxmlformats.org/officeDocument/2006/math" xmlns:v="urn:schemas-microsoft-com:vml" xmlns:wp14="http://schemas.microsoft.com/office/word/2010/wordprocessingDrawing" xmlns:wp="http://schemas.openxmlformats.org/drawingml/2006/wordprocessingDrawing" xmlns:w="http://schemas.openxmlformats.org/wordprocessingml/2006/main" xmlns:w14="http://schemas.microsoft.com/office/word/2010/wordml" xmlns:w10="urn:schemas-microsoft-com:office:word" xmlns:w15="http://schemas.microsoft.com/office/word/2012/wordml" xmlns:wpg="http://schemas.microsoft.com/office/word/2010/wordprocessingGroup" xmlns:wpi="http://schemas.microsoft.com/office/word/2010/wordprocessingInk" xmlns:wne="http://schemas.microsoft.com/office/word/2006/wordml" xmlns:wps="http://schemas.microsoft.com/office/word/2010/wordprocessingShape" xmlns:wpsCustomData="http://www.wps.cn/officeDocument/2013/wpsCustomData" mc:Ignorable="w14 w15 wp14">
   <w:body>
+    <w:p>
+      <w:r>
+        <w:rPr>
+          <w:noProof/>
+        </w:rPr>
+        <w:drawing>
+          <wp:inline xmlns:wp="http://schemas.openxmlformats.org/drawingml/2006/wordprocessingDrawing" distT="0" distB="0" distL="0" distR="0">
+            <wp:extent cx="2400000" cy="380000"/>
+            <wp:docPr id="1" name="AILabel"/>
+            <a:graphic xmlns:a="http://schemas.openxmlformats.org/drawingml/2006/main">
+              <a:graphicData uri="http://schemas.microsoft.com/office/word/2010/wordprocessingShape">
+                <wps:wsp xmlns:wps="http://schemas.microsoft.com/office/word/2010/wordprocessingShape">
+                  <wps:cNvSpPr txBox="1"/>
+                  <wps:spPr>
+                    <a:xfrm>
+                      <a:off x="0" y="0"/>
+                      <a:ext cx="2400000" cy="380000"/>
+                    </a:xfrm>
+                    <a:prstGeom prst="rect">
+                      <a:avLst/>
+                    </a:prstGeom>
+                    <a:solidFill>
+                      <a:srgbClr val="000000">
+                        <a:alpha val="50000"/>
+                      </a:srgbClr>
+                    </a:solidFill>
+                    <a:ln w="12700">
+                      <a:solidFill>
+                        <a:srgbClr val="FFFFFF"/>
+                      </a:solidFill>
+                    </a:ln>
+                  </wps:spPr>
+                  <wps:txbx>
+                    <w:txbxContent xmlns:w="http://schemas.openxmlformats.org/wordprocessingml/2006/main">
+                      <w:p>
+                        <w:pPr>
+                          <w:jc w:val="center"/>
+                        </w:pPr>
+                        <w:r>
+                          <w:rPr>
+                            <w:b/>
+                            <w:sz w:val="28"/>
+                            <w:szCs w:val="28"/>
+                            <w:rFonts w:eastAsia="SimSun" w:ascii="Arial" w:hAnsi="Arial"/>
+                            <w:color w:val="FFFFFF"/>
+                          </w:rPr>
+                          <w:t>含 AI 生成</w:t>
+                        </w:r>
+                      </w:p>
+                    </w:txbxContent>
+                  </wps:txbx>
+                  <wps:bodyPr anchor="ctr" anchorCtr="0" lIns="91440" tIns="45720" rIns="91440" bIns="45720">
+                    <a:noAutofit/>
+                  </wps:bodyPr>
+                </wps:wsp>
+              </a:graphicData>
+            </a:graphic>
+          </wp:inline>
+        </w:drawing>
+      </w:r>
+    </w:p>
+    <w:p/>
     <w:p>
       <w:pPr>
         <w:spacing w:before="1200"/>
@@ -4109,7 +4171,7 @@
           <w:b w:val="0"/>
           <w:sz w:val="22"/>
         </w:rPr>
-        <w:t>角色定位：风险兜底模块，专门处理用户投诉、异议、维权。不参与实时通话，只有用户提交投诉工单后才被触发。</w:t>
+        <w:t>角色定位：风险兜底模块，专门处理用户投诉、异议、维权。不参与实时通话，只有用户提交投诉工单后才被触发。采用弱中心化多Agent+MCP协议架构：调度Agent协调流程，9个专项Agent并行取证/研判，通过MCP Client统一调用4个MCP Server获取外部能力，反思循环校验证据完整性，Human-in-loop人工终审。</w:t>
       </w:r>
     </w:p>
     <w:p>
@@ -5995,6 +6057,22 @@
     <w:p>
       <w:pPr>
         <w:pStyle w:val="16"/>
+      </w:pPr>
+      <w:r>
+        <w:t>MCP网关（仅投诉研判系统）：投诉研判系统的Agent工具调用经MCP网关统一管控，独立容器部署、双副本高可用、内网隔离不暴露公网。MCP网关提供鉴权、限流、审计日志、熔断降级能力。其余AI子系统不经MCP网关，维持内网HTTP API直连。</w:t>
+      </w:r>
+    </w:p>
+    <w:p>
+      <w:pPr>
+        <w:pStyle w:val="16"/>
+      </w:pPr>
+      <w:r>
+        <w:t>架构决策依据：详见DD-05-COMPLAINT-JUDGMENT.md第零章ADR-001。</w:t>
+      </w:r>
+    </w:p>
+    <w:p>
+      <w:pPr>
+        <w:pStyle w:val="16"/>
         <w:ind w:left="425"/>
       </w:pPr>
       <w:r>
@@ -6522,6 +6600,49 @@
           <w:sz w:val="24"/>
         </w:rPr>
         <w:t>— 文档完 —</w:t>
+      </w:r>
+    </w:p>
+    <w:p/>
+    <w:p>
+      <w:r>
+        <w:rPr>
+          <w:b/>
+        </w:rPr>
+        <w:t>【文档修订记录 V2.1 — 2026-09-05】</w:t>
+      </w:r>
+    </w:p>
+    <w:p>
+      <w:r>
+        <w:t>修订内容：根据DD-05-COMPLAINT-JUDGMENT.md v1.4架构决策记录(ADR-001)，更新投诉研判系统MCP架构说明及API网关使用边界。</w:t>
+      </w:r>
+    </w:p>
+    <w:p>
+      <w:r>
+        <w:t>变更要点：</w:t>
+      </w:r>
+    </w:p>
+    <w:p>
+      <w:pPr>
+        <w:pStyle w:val="16"/>
+      </w:pPr>
+      <w:r>
+        <w:t>1. 3.5节投诉研判系统描述更新为'弱中心化多Agent+MCP协议+反思循环'架构</w:t>
+      </w:r>
+    </w:p>
+    <w:p>
+      <w:pPr>
+        <w:pStyle w:val="16"/>
+      </w:pPr>
+      <w:r>
+        <w:t>2. 5.2节API网关使用边界补充MCP网关部署说明</w:t>
+      </w:r>
+    </w:p>
+    <w:p>
+      <w:pPr>
+        <w:pStyle w:val="16"/>
+      </w:pPr>
+      <w:r>
+        <w:t>3. MCP网关仅服务于投诉研判系统，其余AI子系统维持内网HTTP API直连</w:t>
       </w:r>
     </w:p>
     <w:sectPr>
